--- a/ihl-moot-iac-section/IAC_section_paste_ready.docx
+++ b/ihl-moot-iac-section/IAC_section_paste_ready.docx
@@ -118,7 +118,7 @@
           <w:sz w:val="24"/>
           <w:szCs w:val="24"/>
         </w:rPr>
-        <w:t xml:space="preserve"> About 15 March, Thorn led 50 elite soldiers, the Titans, into Pallavon by stealth.</w:t>
+        <w:t xml:space="preserve"> For this stealth mission, Operation Titan, Thorn hand-picked 50 elite soldiers, the Titans, and led them across the River Targa into Pallavon about 15 March.</w:t>
       </w:r>
       <w:r>
         <w:rPr>
